--- a/Jenkins Flutter APK Build Pipeline Analysis.docx
+++ b/Jenkins Flutter APK Build Pipeline Analysis.docx
@@ -14654,7 +14654,7 @@
     <w:p>
       <w:r>
         <w:pict w14:anchorId="1EE58395">
-          <v:rect id="_x0000_i1124" style="width:0;height:.75pt" o:hralign="center" o:hrstd="t" o:hr="t" fillcolor="#a0a0a0" stroked="f"/>
+          <v:rect id="_x0000_i1058" style="width:0;height:.75pt" o:hralign="center" o:hrstd="t" o:hr="t" fillcolor="#a0a0a0" stroked="f"/>
         </w:pict>
       </w:r>
     </w:p>
@@ -14883,7 +14883,7 @@
     <w:p>
       <w:r>
         <w:pict w14:anchorId="65F5A007">
-          <v:rect id="_x0000_i1125" style="width:0;height:.75pt" o:hralign="center" o:hrstd="t" o:hr="t" fillcolor="#a0a0a0" stroked="f"/>
+          <v:rect id="_x0000_i1059" style="width:0;height:.75pt" o:hralign="center" o:hrstd="t" o:hr="t" fillcolor="#a0a0a0" stroked="f"/>
         </w:pict>
       </w:r>
     </w:p>
@@ -15014,7 +15014,7 @@
     <w:p>
       <w:r>
         <w:pict w14:anchorId="1B090F87">
-          <v:rect id="_x0000_i1126" style="width:0;height:.75pt" o:hralign="center" o:hrstd="t" o:hr="t" fillcolor="#a0a0a0" stroked="f"/>
+          <v:rect id="_x0000_i1060" style="width:0;height:.75pt" o:hralign="center" o:hrstd="t" o:hr="t" fillcolor="#a0a0a0" stroked="f"/>
         </w:pict>
       </w:r>
     </w:p>
@@ -15218,7 +15218,7 @@
     <w:p>
       <w:r>
         <w:pict w14:anchorId="45A55F7F">
-          <v:rect id="_x0000_i1127" style="width:0;height:.75pt" o:hralign="center" o:hrstd="t" o:hr="t" fillcolor="#a0a0a0" stroked="f"/>
+          <v:rect id="_x0000_i1061" style="width:0;height:.75pt" o:hralign="center" o:hrstd="t" o:hr="t" fillcolor="#a0a0a0" stroked="f"/>
         </w:pict>
       </w:r>
     </w:p>
@@ -15936,7 +15936,7 @@
     <w:p>
       <w:r>
         <w:pict w14:anchorId="744D607A">
-          <v:rect id="_x0000_i1128" style="width:0;height:.75pt" o:hralign="center" o:hrstd="t" o:hr="t" fillcolor="#a0a0a0" stroked="f"/>
+          <v:rect id="_x0000_i1062" style="width:0;height:.75pt" o:hralign="center" o:hrstd="t" o:hr="t" fillcolor="#a0a0a0" stroked="f"/>
         </w:pict>
       </w:r>
     </w:p>
@@ -18873,7 +18873,7 @@
     <w:p>
       <w:r>
         <w:pict w14:anchorId="577B2440">
-          <v:rect id="_x0000_i1129" style="width:0;height:.75pt" o:hralign="center" o:hrstd="t" o:hr="t" fillcolor="#a0a0a0" stroked="f"/>
+          <v:rect id="_x0000_i1063" style="width:0;height:.75pt" o:hralign="center" o:hrstd="t" o:hr="t" fillcolor="#a0a0a0" stroked="f"/>
         </w:pict>
       </w:r>
     </w:p>
@@ -18927,7 +18927,7 @@
     <w:p>
       <w:r>
         <w:pict w14:anchorId="2A2A95E0">
-          <v:rect id="_x0000_i1130" style="width:0;height:.75pt" o:hralign="center" o:hrstd="t" o:hr="t" fillcolor="#a0a0a0" stroked="f"/>
+          <v:rect id="_x0000_i1064" style="width:0;height:.75pt" o:hralign="center" o:hrstd="t" o:hr="t" fillcolor="#a0a0a0" stroked="f"/>
         </w:pict>
       </w:r>
     </w:p>
@@ -19030,7 +19030,7 @@
     <w:p>
       <w:r>
         <w:pict w14:anchorId="3EC4780F">
-          <v:rect id="_x0000_i1131" style="width:0;height:.75pt" o:hralign="center" o:hrstd="t" o:hr="t" fillcolor="#a0a0a0" stroked="f"/>
+          <v:rect id="_x0000_i1065" style="width:0;height:.75pt" o:hralign="center" o:hrstd="t" o:hr="t" fillcolor="#a0a0a0" stroked="f"/>
         </w:pict>
       </w:r>
     </w:p>
@@ -19061,7 +19061,7 @@
     <w:p>
       <w:r>
         <w:pict w14:anchorId="123EAE72">
-          <v:rect id="_x0000_i1132" style="width:0;height:.75pt" o:hralign="center" o:hrstd="t" o:hr="t" fillcolor="#a0a0a0" stroked="f"/>
+          <v:rect id="_x0000_i1066" style="width:0;height:.75pt" o:hralign="center" o:hrstd="t" o:hr="t" fillcolor="#a0a0a0" stroked="f"/>
         </w:pict>
       </w:r>
     </w:p>
@@ -19179,7 +19179,7 @@
     <w:p>
       <w:r>
         <w:pict w14:anchorId="09B6FA79">
-          <v:rect id="_x0000_i1133" style="width:0;height:.75pt" o:hralign="center" o:hrstd="t" o:hr="t" fillcolor="#a0a0a0" stroked="f"/>
+          <v:rect id="_x0000_i1067" style="width:0;height:.75pt" o:hralign="center" o:hrstd="t" o:hr="t" fillcolor="#a0a0a0" stroked="f"/>
         </w:pict>
       </w:r>
     </w:p>
@@ -19617,7 +19617,7 @@
     <w:p>
       <w:r>
         <w:pict w14:anchorId="4BB3AA21">
-          <v:rect id="_x0000_i1134" style="width:0;height:.75pt" o:hralign="center" o:hrstd="t" o:hr="t" fillcolor="#a0a0a0" stroked="f"/>
+          <v:rect id="_x0000_i1068" style="width:0;height:.75pt" o:hralign="center" o:hrstd="t" o:hr="t" fillcolor="#a0a0a0" stroked="f"/>
         </w:pict>
       </w:r>
     </w:p>
@@ -21928,6 +21928,1004 @@
       </w:r>
     </w:p>
     <w:p/>
+    <w:p>
+      <w:r>
+        <w:t xml:space="preserve">for simple flutter hello app do we need android </w:t>
+      </w:r>
+      <w:proofErr w:type="spellStart"/>
+      <w:r>
+        <w:t>sdk</w:t>
+      </w:r>
+      <w:proofErr w:type="spellEnd"/>
+      <w:proofErr w:type="gramStart"/>
+      <w:r>
+        <w:t xml:space="preserve"> ..</w:t>
+      </w:r>
+      <w:proofErr w:type="gramEnd"/>
+      <w:r>
+        <w:t xml:space="preserve"> </w:t>
+      </w:r>
+      <w:proofErr w:type="gramStart"/>
+      <w:r>
+        <w:t>also</w:t>
+      </w:r>
+      <w:proofErr w:type="gramEnd"/>
+      <w:r>
+        <w:t xml:space="preserve"> can you give </w:t>
+      </w:r>
+      <w:proofErr w:type="spellStart"/>
+      <w:r>
+        <w:t>declerative</w:t>
+      </w:r>
+      <w:proofErr w:type="spellEnd"/>
+      <w:r>
+        <w:t xml:space="preserve"> </w:t>
+      </w:r>
+      <w:proofErr w:type="spellStart"/>
+      <w:r>
+        <w:t>Jenkinsfile</w:t>
+      </w:r>
+      <w:proofErr w:type="spellEnd"/>
+      <w:r>
+        <w:t xml:space="preserve"> ... </w:t>
+      </w:r>
+      <w:proofErr w:type="spellStart"/>
+      <w:r>
+        <w:t>scm</w:t>
+      </w:r>
+      <w:proofErr w:type="spellEnd"/>
+      <w:r>
+        <w:t xml:space="preserve"> -</w:t>
+      </w:r>
+      <w:proofErr w:type="gramStart"/>
+      <w:r>
+        <w:t>bitbucket ,</w:t>
+      </w:r>
+      <w:proofErr w:type="gramEnd"/>
+      <w:r>
+        <w:t xml:space="preserve"> Jenkins agent build </w:t>
+      </w:r>
+      <w:proofErr w:type="gramStart"/>
+      <w:r>
+        <w:t>server ,</w:t>
+      </w:r>
+      <w:proofErr w:type="gramEnd"/>
+      <w:r>
+        <w:t xml:space="preserve"> </w:t>
+      </w:r>
+      <w:proofErr w:type="spellStart"/>
+      <w:r>
+        <w:t>artifactory</w:t>
+      </w:r>
+      <w:proofErr w:type="spellEnd"/>
+      <w:r>
+        <w:t xml:space="preserve"> </w:t>
+      </w:r>
+      <w:proofErr w:type="spellStart"/>
+      <w:r>
+        <w:t>jfrog</w:t>
+      </w:r>
+      <w:proofErr w:type="spellEnd"/>
+      <w:r>
+        <w:t xml:space="preserve"> ... only flutter hello </w:t>
+      </w:r>
+      <w:proofErr w:type="spellStart"/>
+      <w:r>
+        <w:t>i</w:t>
+      </w:r>
+      <w:proofErr w:type="spellEnd"/>
+      <w:r>
+        <w:t xml:space="preserve"> think we </w:t>
+      </w:r>
+      <w:proofErr w:type="spellStart"/>
+      <w:r>
+        <w:t>dont</w:t>
+      </w:r>
+      <w:proofErr w:type="spellEnd"/>
+      <w:r>
+        <w:t xml:space="preserve"> need android </w:t>
+      </w:r>
+      <w:proofErr w:type="spellStart"/>
+      <w:r>
+        <w:t>sdk</w:t>
+      </w:r>
+      <w:proofErr w:type="spellEnd"/>
+    </w:p>
+    <w:p>
+      <w:r>
+        <w:t>For a simple Flutter hello-world app, you </w:t>
+      </w:r>
+      <w:r>
+        <w:rPr>
+          <w:b/>
+          <w:bCs/>
+        </w:rPr>
+        <w:t>don't need the full Android SDK</w:t>
+      </w:r>
+      <w:r>
+        <w:t xml:space="preserve"> if you're only building for web or desktop. Here's a minimal </w:t>
+      </w:r>
+      <w:proofErr w:type="spellStart"/>
+      <w:r>
+        <w:t>Jenkinsfile</w:t>
+      </w:r>
+      <w:proofErr w:type="spellEnd"/>
+      <w:r>
+        <w:t xml:space="preserve"> setup:</w:t>
+      </w:r>
+    </w:p>
+    <w:p>
+      <w:r>
+        <w:t xml:space="preserve">Minimal </w:t>
+      </w:r>
+      <w:proofErr w:type="spellStart"/>
+      <w:r>
+        <w:t>Jenkinsfile</w:t>
+      </w:r>
+      <w:proofErr w:type="spellEnd"/>
+      <w:r>
+        <w:t xml:space="preserve"> (No Android SDK Needed)</w:t>
+      </w:r>
+    </w:p>
+    <w:p>
+      <w:r>
+        <w:t>groovy</w:t>
+      </w:r>
+    </w:p>
+    <w:p>
+      <w:r>
+        <w:t>pipeline {</w:t>
+      </w:r>
+    </w:p>
+    <w:p>
+      <w:r>
+        <w:t xml:space="preserve">    agent {</w:t>
+      </w:r>
+    </w:p>
+    <w:p>
+      <w:r>
+        <w:t xml:space="preserve">        label 'flutter-agent' </w:t>
+      </w:r>
+      <w:r>
+        <w:rPr>
+          <w:i/>
+          <w:iCs/>
+        </w:rPr>
+        <w:t>// Your Jenkins agent with Flutter installed</w:t>
+      </w:r>
+    </w:p>
+    <w:p>
+      <w:r>
+        <w:t xml:space="preserve">    }</w:t>
+      </w:r>
+    </w:p>
+    <w:p>
+      <w:r>
+        <w:t xml:space="preserve">    environment {</w:t>
+      </w:r>
+    </w:p>
+    <w:p>
+      <w:r>
+        <w:t xml:space="preserve">        FLUTTER_HOME = '/opt/flutter'</w:t>
+      </w:r>
+    </w:p>
+    <w:p>
+      <w:r>
+        <w:t xml:space="preserve">        PUB_HOSTED_URL = 'https://your-</w:t>
+      </w:r>
+      <w:proofErr w:type="spellStart"/>
+      <w:r>
+        <w:t>jfrog</w:t>
+      </w:r>
+      <w:proofErr w:type="spellEnd"/>
+      <w:r>
+        <w:t>-</w:t>
+      </w:r>
+      <w:proofErr w:type="spellStart"/>
+      <w:r>
+        <w:t>artifactory</w:t>
+      </w:r>
+      <w:proofErr w:type="spellEnd"/>
+      <w:r>
+        <w:t>/</w:t>
+      </w:r>
+      <w:proofErr w:type="spellStart"/>
+      <w:r>
+        <w:t>artifactory</w:t>
+      </w:r>
+      <w:proofErr w:type="spellEnd"/>
+      <w:r>
+        <w:t>/</w:t>
+      </w:r>
+      <w:proofErr w:type="spellStart"/>
+      <w:r>
+        <w:t>api</w:t>
+      </w:r>
+      <w:proofErr w:type="spellEnd"/>
+      <w:r>
+        <w:t>/pub/pub-virtual'</w:t>
+      </w:r>
+    </w:p>
+    <w:p>
+      <w:r>
+        <w:t xml:space="preserve">        PATH = "${</w:t>
+      </w:r>
+      <w:proofErr w:type="spellStart"/>
+      <w:proofErr w:type="gramStart"/>
+      <w:r>
+        <w:t>env.FLUTTER</w:t>
+      </w:r>
+      <w:proofErr w:type="gramEnd"/>
+      <w:r>
+        <w:t>_HOME</w:t>
+      </w:r>
+      <w:proofErr w:type="spellEnd"/>
+      <w:r>
+        <w:t>}/</w:t>
+      </w:r>
+      <w:proofErr w:type="gramStart"/>
+      <w:r>
+        <w:t>bin:$</w:t>
+      </w:r>
+      <w:proofErr w:type="gramEnd"/>
+      <w:r>
+        <w:t>{</w:t>
+      </w:r>
+      <w:proofErr w:type="spellStart"/>
+      <w:proofErr w:type="gramStart"/>
+      <w:r>
+        <w:t>env.PATH</w:t>
+      </w:r>
+      <w:proofErr w:type="spellEnd"/>
+      <w:proofErr w:type="gramEnd"/>
+      <w:r>
+        <w:t>}"</w:t>
+      </w:r>
+    </w:p>
+    <w:p>
+      <w:r>
+        <w:t xml:space="preserve">    }</w:t>
+      </w:r>
+    </w:p>
+    <w:p>
+      <w:r>
+        <w:t xml:space="preserve">    stages {</w:t>
+      </w:r>
+    </w:p>
+    <w:p>
+      <w:r>
+        <w:t xml:space="preserve">        stage('Checkout') {</w:t>
+      </w:r>
+    </w:p>
+    <w:p>
+      <w:r>
+        <w:t xml:space="preserve">            steps {</w:t>
+      </w:r>
+    </w:p>
+    <w:p>
+      <w:r>
+        <w:t xml:space="preserve">                </w:t>
+      </w:r>
+      <w:proofErr w:type="gramStart"/>
+      <w:r>
+        <w:t>checkout(</w:t>
+      </w:r>
+      <w:proofErr w:type="gramEnd"/>
+      <w:r>
+        <w:t>[</w:t>
+      </w:r>
+    </w:p>
+    <w:p>
+      <w:r>
+        <w:t xml:space="preserve">                    $class: '</w:t>
+      </w:r>
+      <w:proofErr w:type="spellStart"/>
+      <w:r>
+        <w:t>GitSCM</w:t>
+      </w:r>
+      <w:proofErr w:type="spellEnd"/>
+      <w:r>
+        <w:t>',</w:t>
+      </w:r>
+    </w:p>
+    <w:p>
+      <w:r>
+        <w:t xml:space="preserve">                    branches: [[name: '*/main']],</w:t>
+      </w:r>
+    </w:p>
+    <w:p>
+      <w:r>
+        <w:t xml:space="preserve">                    extensions: [],</w:t>
+      </w:r>
+    </w:p>
+    <w:p>
+      <w:r>
+        <w:t xml:space="preserve">                    </w:t>
+      </w:r>
+      <w:proofErr w:type="spellStart"/>
+      <w:r>
+        <w:t>userRemoteConfigs</w:t>
+      </w:r>
+      <w:proofErr w:type="spellEnd"/>
+      <w:r>
+        <w:t>: [[</w:t>
+      </w:r>
+    </w:p>
+    <w:p>
+      <w:r>
+        <w:lastRenderedPageBreak/>
+        <w:t xml:space="preserve">                        </w:t>
+      </w:r>
+      <w:proofErr w:type="spellStart"/>
+      <w:r>
+        <w:t>credentialsId</w:t>
+      </w:r>
+      <w:proofErr w:type="spellEnd"/>
+      <w:r>
+        <w:t>: 'bitbucket-ssh-key',</w:t>
+      </w:r>
+    </w:p>
+    <w:p>
+      <w:r>
+        <w:t xml:space="preserve">                        url: </w:t>
+      </w:r>
+      <w:proofErr w:type="gramStart"/>
+      <w:r>
+        <w:t>'</w:t>
+      </w:r>
+      <w:proofErr w:type="spellStart"/>
+      <w:r>
+        <w:t>git@bitbucket.org:your-team</w:t>
+      </w:r>
+      <w:proofErr w:type="spellEnd"/>
+      <w:r>
+        <w:t>/flutter-</w:t>
+      </w:r>
+      <w:proofErr w:type="spellStart"/>
+      <w:r>
+        <w:t>hello.git</w:t>
+      </w:r>
+      <w:proofErr w:type="spellEnd"/>
+      <w:proofErr w:type="gramEnd"/>
+      <w:r>
+        <w:t>'</w:t>
+      </w:r>
+    </w:p>
+    <w:p>
+      <w:r>
+        <w:t xml:space="preserve">                    ]]</w:t>
+      </w:r>
+    </w:p>
+    <w:p>
+      <w:r>
+        <w:t xml:space="preserve">                ])</w:t>
+      </w:r>
+    </w:p>
+    <w:p>
+      <w:r>
+        <w:t xml:space="preserve">            }</w:t>
+      </w:r>
+    </w:p>
+    <w:p>
+      <w:r>
+        <w:t xml:space="preserve">        }</w:t>
+      </w:r>
+    </w:p>
+    <w:p/>
+    <w:p>
+      <w:r>
+        <w:t xml:space="preserve">        </w:t>
+      </w:r>
+      <w:proofErr w:type="gramStart"/>
+      <w:r>
+        <w:t>stage(</w:t>
+      </w:r>
+      <w:proofErr w:type="gramEnd"/>
+      <w:r>
+        <w:t>'Flutter Web Build') {</w:t>
+      </w:r>
+    </w:p>
+    <w:p>
+      <w:r>
+        <w:t xml:space="preserve">            steps {</w:t>
+      </w:r>
+    </w:p>
+    <w:p>
+      <w:r>
+        <w:t xml:space="preserve">                </w:t>
+      </w:r>
+      <w:proofErr w:type="spellStart"/>
+      <w:r>
+        <w:t>sh</w:t>
+      </w:r>
+      <w:proofErr w:type="spellEnd"/>
+      <w:r>
+        <w:t xml:space="preserve"> '''</w:t>
+      </w:r>
+    </w:p>
+    <w:p>
+      <w:r>
+        <w:t xml:space="preserve">                flutter pub </w:t>
+      </w:r>
+      <w:proofErr w:type="gramStart"/>
+      <w:r>
+        <w:t>get</w:t>
+      </w:r>
+      <w:proofErr w:type="gramEnd"/>
+    </w:p>
+    <w:p>
+      <w:r>
+        <w:t xml:space="preserve">                flutter build web --release</w:t>
+      </w:r>
+    </w:p>
+    <w:p>
+      <w:r>
+        <w:t xml:space="preserve">                '''</w:t>
+      </w:r>
+    </w:p>
+    <w:p>
+      <w:r>
+        <w:t xml:space="preserve">            }</w:t>
+      </w:r>
+    </w:p>
+    <w:p>
+      <w:r>
+        <w:t xml:space="preserve">        }</w:t>
+      </w:r>
+    </w:p>
+    <w:p/>
+    <w:p>
+      <w:r>
+        <w:t xml:space="preserve">        </w:t>
+      </w:r>
+      <w:proofErr w:type="gramStart"/>
+      <w:r>
+        <w:t>stage(</w:t>
+      </w:r>
+      <w:proofErr w:type="gramEnd"/>
+      <w:r>
+        <w:t xml:space="preserve">'Publish to </w:t>
+      </w:r>
+      <w:proofErr w:type="spellStart"/>
+      <w:r>
+        <w:t>JFrog</w:t>
+      </w:r>
+      <w:proofErr w:type="spellEnd"/>
+      <w:r>
+        <w:t>') {</w:t>
+      </w:r>
+    </w:p>
+    <w:p>
+      <w:r>
+        <w:t xml:space="preserve">            steps {</w:t>
+      </w:r>
+    </w:p>
+    <w:p>
+      <w:r>
+        <w:t xml:space="preserve">                script {</w:t>
+      </w:r>
+    </w:p>
+    <w:p>
+      <w:r>
+        <w:t xml:space="preserve">                    </w:t>
+      </w:r>
+      <w:proofErr w:type="spellStart"/>
+      <w:proofErr w:type="gramStart"/>
+      <w:r>
+        <w:t>withCredentials</w:t>
+      </w:r>
+      <w:proofErr w:type="spellEnd"/>
+      <w:r>
+        <w:t>(</w:t>
+      </w:r>
+      <w:proofErr w:type="gramEnd"/>
+      <w:r>
+        <w:t>[</w:t>
+      </w:r>
+      <w:proofErr w:type="gramStart"/>
+      <w:r>
+        <w:t>string(</w:t>
+      </w:r>
+      <w:proofErr w:type="spellStart"/>
+      <w:proofErr w:type="gramEnd"/>
+      <w:r>
+        <w:t>credentialsId</w:t>
+      </w:r>
+      <w:proofErr w:type="spellEnd"/>
+      <w:r>
+        <w:t>: '</w:t>
+      </w:r>
+      <w:proofErr w:type="spellStart"/>
+      <w:r>
+        <w:t>jfrog</w:t>
+      </w:r>
+      <w:proofErr w:type="spellEnd"/>
+      <w:r>
+        <w:t>-token', variable: 'JFROG_TOKEN']) {</w:t>
+      </w:r>
+    </w:p>
+    <w:p>
+      <w:r>
+        <w:t xml:space="preserve">                        </w:t>
+      </w:r>
+      <w:proofErr w:type="spellStart"/>
+      <w:r>
+        <w:t>sh</w:t>
+      </w:r>
+      <w:proofErr w:type="spellEnd"/>
+      <w:r>
+        <w:t xml:space="preserve"> """</w:t>
+      </w:r>
+    </w:p>
+    <w:p>
+      <w:r>
+        <w:t xml:space="preserve">                        curl -H "Authorization: Bearer ${JFROG_TOKEN}" \</w:t>
+      </w:r>
+    </w:p>
+    <w:p>
+      <w:r>
+        <w:t xml:space="preserve">                             -X PUT "https://your-jfrog-artifactory/artifactory/flutter-web-releases/${</w:t>
+      </w:r>
+      <w:proofErr w:type="gramStart"/>
+      <w:r>
+        <w:t>env.BUILD</w:t>
+      </w:r>
+      <w:proofErr w:type="gramEnd"/>
+      <w:r>
+        <w:t>_NUMBER}/web.zip" \</w:t>
+      </w:r>
+    </w:p>
+    <w:p>
+      <w:r>
+        <w:t xml:space="preserve">                             -T build/web/output.zip</w:t>
+      </w:r>
+    </w:p>
+    <w:p>
+      <w:r>
+        <w:t xml:space="preserve">                        """</w:t>
+      </w:r>
+    </w:p>
+    <w:p>
+      <w:r>
+        <w:t xml:space="preserve">                    }</w:t>
+      </w:r>
+    </w:p>
+    <w:p>
+      <w:r>
+        <w:t xml:space="preserve">                }</w:t>
+      </w:r>
+    </w:p>
+    <w:p>
+      <w:r>
+        <w:t xml:space="preserve">            }</w:t>
+      </w:r>
+    </w:p>
+    <w:p>
+      <w:r>
+        <w:t xml:space="preserve">        }</w:t>
+      </w:r>
+    </w:p>
+    <w:p>
+      <w:r>
+        <w:t xml:space="preserve">    }</w:t>
+      </w:r>
+    </w:p>
+    <w:p>
+      <w:r>
+        <w:lastRenderedPageBreak/>
+        <w:t>}</w:t>
+      </w:r>
+    </w:p>
+    <w:p>
+      <w:r>
+        <w:t>Key Notes:</w:t>
+      </w:r>
+    </w:p>
+    <w:p>
+      <w:pPr>
+        <w:numPr>
+          <w:ilvl w:val="0"/>
+          <w:numId w:val="66"/>
+        </w:numPr>
+      </w:pPr>
+      <w:r>
+        <w:rPr>
+          <w:b/>
+          <w:bCs/>
+        </w:rPr>
+        <w:t>No Android SDK Required</w:t>
+      </w:r>
+      <w:r>
+        <w:t> when:</w:t>
+      </w:r>
+    </w:p>
+    <w:p>
+      <w:pPr>
+        <w:numPr>
+          <w:ilvl w:val="1"/>
+          <w:numId w:val="66"/>
+        </w:numPr>
+      </w:pPr>
+      <w:r>
+        <w:t>Building for </w:t>
+      </w:r>
+      <w:r>
+        <w:rPr>
+          <w:b/>
+          <w:bCs/>
+        </w:rPr>
+        <w:t>web</w:t>
+      </w:r>
+      <w:r>
+        <w:t> (flutter build web)</w:t>
+      </w:r>
+    </w:p>
+    <w:p>
+      <w:pPr>
+        <w:numPr>
+          <w:ilvl w:val="1"/>
+          <w:numId w:val="66"/>
+        </w:numPr>
+      </w:pPr>
+      <w:r>
+        <w:t>Building for </w:t>
+      </w:r>
+      <w:r>
+        <w:rPr>
+          <w:b/>
+          <w:bCs/>
+        </w:rPr>
+        <w:t>Linux/Windows/macOS</w:t>
+      </w:r>
+      <w:r>
+        <w:t> desktop</w:t>
+      </w:r>
+    </w:p>
+    <w:p>
+      <w:pPr>
+        <w:numPr>
+          <w:ilvl w:val="0"/>
+          <w:numId w:val="66"/>
+        </w:numPr>
+      </w:pPr>
+      <w:r>
+        <w:rPr>
+          <w:b/>
+          <w:bCs/>
+        </w:rPr>
+        <w:t>Only Requires</w:t>
+      </w:r>
+      <w:r>
+        <w:t>:</w:t>
+      </w:r>
+    </w:p>
+    <w:p>
+      <w:pPr>
+        <w:numPr>
+          <w:ilvl w:val="1"/>
+          <w:numId w:val="66"/>
+        </w:numPr>
+      </w:pPr>
+      <w:r>
+        <w:t>Flutter SDK (/opt/flutter)</w:t>
+      </w:r>
+    </w:p>
+    <w:p>
+      <w:pPr>
+        <w:numPr>
+          <w:ilvl w:val="1"/>
+          <w:numId w:val="66"/>
+        </w:numPr>
+      </w:pPr>
+      <w:r>
+        <w:t>Chrome (for web testing)</w:t>
+      </w:r>
+    </w:p>
+    <w:p>
+      <w:pPr>
+        <w:numPr>
+          <w:ilvl w:val="1"/>
+          <w:numId w:val="66"/>
+        </w:numPr>
+      </w:pPr>
+      <w:r>
+        <w:t>Dart/Flutter in PATH</w:t>
+      </w:r>
+    </w:p>
+    <w:p>
+      <w:pPr>
+        <w:numPr>
+          <w:ilvl w:val="0"/>
+          <w:numId w:val="66"/>
+        </w:numPr>
+      </w:pPr>
+      <w:r>
+        <w:rPr>
+          <w:b/>
+          <w:bCs/>
+        </w:rPr>
+        <w:t>Artifactory Setup</w:t>
+      </w:r>
+      <w:r>
+        <w:t>:</w:t>
+      </w:r>
+    </w:p>
+    <w:p>
+      <w:pPr>
+        <w:numPr>
+          <w:ilvl w:val="1"/>
+          <w:numId w:val="66"/>
+        </w:numPr>
+      </w:pPr>
+      <w:r>
+        <w:t>Create a generic repository </w:t>
+      </w:r>
+      <w:proofErr w:type="gramStart"/>
+      <w:r>
+        <w:t>flutter-web-releases</w:t>
+      </w:r>
+      <w:proofErr w:type="gramEnd"/>
+      <w:r>
+        <w:t xml:space="preserve"> in </w:t>
+      </w:r>
+      <w:proofErr w:type="spellStart"/>
+      <w:r>
+        <w:t>JFrog</w:t>
+      </w:r>
+      <w:proofErr w:type="spellEnd"/>
+    </w:p>
+    <w:p>
+      <w:pPr>
+        <w:numPr>
+          <w:ilvl w:val="1"/>
+          <w:numId w:val="66"/>
+        </w:numPr>
+      </w:pPr>
+      <w:r>
+        <w:t>Store your built web files as zip artifacts</w:t>
+      </w:r>
+    </w:p>
+    <w:p>
+      <w:r>
+        <w:t>When You </w:t>
+      </w:r>
+      <w:r>
+        <w:rPr>
+          <w:i/>
+          <w:iCs/>
+        </w:rPr>
+        <w:t>Would</w:t>
+      </w:r>
+      <w:r>
+        <w:t> Need Android SDK:</w:t>
+      </w:r>
+    </w:p>
+    <w:p>
+      <w:r>
+        <w:t>groovy</w:t>
+      </w:r>
+    </w:p>
+    <w:p>
+      <w:proofErr w:type="gramStart"/>
+      <w:r>
+        <w:t>stage(</w:t>
+      </w:r>
+      <w:proofErr w:type="gramEnd"/>
+      <w:r>
+        <w:t>'Android Build') {</w:t>
+      </w:r>
+    </w:p>
+    <w:p>
+      <w:r>
+        <w:t xml:space="preserve">    when {</w:t>
+      </w:r>
+    </w:p>
+    <w:p>
+      <w:r>
+        <w:t xml:space="preserve">        expression </w:t>
+      </w:r>
+      <w:proofErr w:type="gramStart"/>
+      <w:r>
+        <w:t>{ return</w:t>
+      </w:r>
+      <w:proofErr w:type="gramEnd"/>
+      <w:r>
+        <w:t xml:space="preserve"> </w:t>
+      </w:r>
+      <w:proofErr w:type="spellStart"/>
+      <w:proofErr w:type="gramStart"/>
+      <w:r>
+        <w:t>params.BUILD</w:t>
+      </w:r>
+      <w:proofErr w:type="gramEnd"/>
+      <w:r>
+        <w:t>_ANDROID</w:t>
+      </w:r>
+      <w:proofErr w:type="spellEnd"/>
+      <w:r>
+        <w:t xml:space="preserve"> == </w:t>
+      </w:r>
+      <w:proofErr w:type="gramStart"/>
+      <w:r>
+        <w:t>true }</w:t>
+      </w:r>
+      <w:proofErr w:type="gramEnd"/>
+    </w:p>
+    <w:p>
+      <w:r>
+        <w:t xml:space="preserve">    }</w:t>
+      </w:r>
+    </w:p>
+    <w:p>
+      <w:r>
+        <w:t xml:space="preserve">    environment {</w:t>
+      </w:r>
+    </w:p>
+    <w:p>
+      <w:r>
+        <w:t xml:space="preserve">        ANDROID_SDK_ROOT = '/opt/android-</w:t>
+      </w:r>
+      <w:proofErr w:type="spellStart"/>
+      <w:r>
+        <w:t>sdk</w:t>
+      </w:r>
+      <w:proofErr w:type="spellEnd"/>
+      <w:r>
+        <w:t xml:space="preserve">' </w:t>
+      </w:r>
+      <w:r>
+        <w:rPr>
+          <w:i/>
+          <w:iCs/>
+        </w:rPr>
+        <w:t>// Only needed here</w:t>
+      </w:r>
+    </w:p>
+    <w:p>
+      <w:r>
+        <w:t xml:space="preserve">    }</w:t>
+      </w:r>
+    </w:p>
+    <w:p>
+      <w:r>
+        <w:t xml:space="preserve">    steps {</w:t>
+      </w:r>
+    </w:p>
+    <w:p>
+      <w:r>
+        <w:t xml:space="preserve">        </w:t>
+      </w:r>
+      <w:proofErr w:type="spellStart"/>
+      <w:r>
+        <w:t>sh</w:t>
+      </w:r>
+      <w:proofErr w:type="spellEnd"/>
+      <w:r>
+        <w:t xml:space="preserve"> '''</w:t>
+      </w:r>
+    </w:p>
+    <w:p>
+      <w:r>
+        <w:t xml:space="preserve">        flutter build </w:t>
+      </w:r>
+      <w:proofErr w:type="spellStart"/>
+      <w:r>
+        <w:t>apk</w:t>
+      </w:r>
+      <w:proofErr w:type="spellEnd"/>
+      <w:r>
+        <w:t xml:space="preserve"> --release</w:t>
+      </w:r>
+    </w:p>
+    <w:p>
+      <w:r>
+        <w:t xml:space="preserve">        '''</w:t>
+      </w:r>
+    </w:p>
+    <w:p>
+      <w:r>
+        <w:t xml:space="preserve">    }</w:t>
+      </w:r>
+    </w:p>
+    <w:p>
+      <w:r>
+        <w:t>}</w:t>
+      </w:r>
+    </w:p>
+    <w:p>
+      <w:r>
+        <w:t>Simplified Agent Requirements:</w:t>
+      </w:r>
+    </w:p>
+    <w:p>
+      <w:pPr>
+        <w:numPr>
+          <w:ilvl w:val="0"/>
+          <w:numId w:val="67"/>
+        </w:numPr>
+      </w:pPr>
+      <w:proofErr w:type="spellStart"/>
+      <w:r>
+        <w:rPr>
+          <w:b/>
+          <w:bCs/>
+        </w:rPr>
+        <w:t>Dockerfile</w:t>
+      </w:r>
+      <w:proofErr w:type="spellEnd"/>
+      <w:r>
+        <w:rPr>
+          <w:b/>
+          <w:bCs/>
+        </w:rPr>
+        <w:t xml:space="preserve"> for Flutter Web Agent</w:t>
+      </w:r>
+      <w:r>
+        <w:t>:</w:t>
+      </w:r>
+    </w:p>
+    <w:p>
+      <w:proofErr w:type="spellStart"/>
+      <w:r>
+        <w:t>dockerfile</w:t>
+      </w:r>
+      <w:proofErr w:type="spellEnd"/>
+    </w:p>
+    <w:p>
+      <w:r>
+        <w:t>FROM ubuntu:22.04</w:t>
+      </w:r>
+    </w:p>
+    <w:p>
+      <w:r>
+        <w:lastRenderedPageBreak/>
+        <w:t>RUN apt-get update &amp;&amp; apt-get install -y curl unzip</w:t>
+      </w:r>
+    </w:p>
+    <w:p>
+      <w:r>
+        <w:t>RUN curl -L https://storage.googleapis.com/flutter_infra_release/releases/stable/linux/flutter_linux_3.13.9-stable.tar.xz | tar -</w:t>
+      </w:r>
+      <w:proofErr w:type="spellStart"/>
+      <w:r>
+        <w:t>xJ</w:t>
+      </w:r>
+      <w:proofErr w:type="spellEnd"/>
+      <w:r>
+        <w:t xml:space="preserve"> -C /opt</w:t>
+      </w:r>
+    </w:p>
+    <w:p>
+      <w:r>
+        <w:t>ENV PATH="/opt/flutter/</w:t>
+      </w:r>
+      <w:proofErr w:type="gramStart"/>
+      <w:r>
+        <w:t>bin:$</w:t>
+      </w:r>
+      <w:proofErr w:type="gramEnd"/>
+      <w:r>
+        <w:t>{PATH}"</w:t>
+      </w:r>
+    </w:p>
+    <w:p>
+      <w:r>
+        <w:t>RUN flutter precache --web</w:t>
+      </w:r>
+    </w:p>
+    <w:p>
+      <w:r>
+        <w:t xml:space="preserve">This setup avoids Android SDK overhead while maintaining CI/CD capabilities. Would you like me to modify any part for your specific </w:t>
+      </w:r>
+      <w:proofErr w:type="spellStart"/>
+      <w:r>
+        <w:t>JFrog</w:t>
+      </w:r>
+      <w:proofErr w:type="spellEnd"/>
+      <w:r>
+        <w:t>/bitbucket configuration?</w:t>
+      </w:r>
+    </w:p>
     <w:p/>
     <w:sectPr>
       <w:pgSz w:w="11906" w:h="16838"/>
@@ -27141,6 +28139,123 @@
     </w:lvl>
   </w:abstractNum>
   <w:abstractNum w:abstractNumId="43" w15:restartNumberingAfterBreak="0">
+    <w:nsid w:val="5507465D"/>
+    <w:multiLevelType w:val="multilevel"/>
+    <w:tmpl w:val="1C2ADCC4"/>
+    <w:lvl w:ilvl="0">
+      <w:start w:val="1"/>
+      <w:numFmt w:val="decimal"/>
+      <w:lvlText w:val="%1."/>
+      <w:lvlJc w:val="left"/>
+      <w:pPr>
+        <w:tabs>
+          <w:tab w:val="num" w:pos="720"/>
+        </w:tabs>
+        <w:ind w:left="720" w:hanging="360"/>
+      </w:pPr>
+    </w:lvl>
+    <w:lvl w:ilvl="1">
+      <w:start w:val="1"/>
+      <w:numFmt w:val="bullet"/>
+      <w:lvlText w:val="o"/>
+      <w:lvlJc w:val="left"/>
+      <w:pPr>
+        <w:tabs>
+          <w:tab w:val="num" w:pos="1440"/>
+        </w:tabs>
+        <w:ind w:left="1440" w:hanging="360"/>
+      </w:pPr>
+      <w:rPr>
+        <w:rFonts w:ascii="Courier New" w:hAnsi="Courier New" w:hint="default"/>
+        <w:sz w:val="20"/>
+      </w:rPr>
+    </w:lvl>
+    <w:lvl w:ilvl="2" w:tentative="1">
+      <w:start w:val="1"/>
+      <w:numFmt w:val="decimal"/>
+      <w:lvlText w:val="%3."/>
+      <w:lvlJc w:val="left"/>
+      <w:pPr>
+        <w:tabs>
+          <w:tab w:val="num" w:pos="2160"/>
+        </w:tabs>
+        <w:ind w:left="2160" w:hanging="360"/>
+      </w:pPr>
+    </w:lvl>
+    <w:lvl w:ilvl="3" w:tentative="1">
+      <w:start w:val="1"/>
+      <w:numFmt w:val="decimal"/>
+      <w:lvlText w:val="%4."/>
+      <w:lvlJc w:val="left"/>
+      <w:pPr>
+        <w:tabs>
+          <w:tab w:val="num" w:pos="2880"/>
+        </w:tabs>
+        <w:ind w:left="2880" w:hanging="360"/>
+      </w:pPr>
+    </w:lvl>
+    <w:lvl w:ilvl="4" w:tentative="1">
+      <w:start w:val="1"/>
+      <w:numFmt w:val="decimal"/>
+      <w:lvlText w:val="%5."/>
+      <w:lvlJc w:val="left"/>
+      <w:pPr>
+        <w:tabs>
+          <w:tab w:val="num" w:pos="3600"/>
+        </w:tabs>
+        <w:ind w:left="3600" w:hanging="360"/>
+      </w:pPr>
+    </w:lvl>
+    <w:lvl w:ilvl="5" w:tentative="1">
+      <w:start w:val="1"/>
+      <w:numFmt w:val="decimal"/>
+      <w:lvlText w:val="%6."/>
+      <w:lvlJc w:val="left"/>
+      <w:pPr>
+        <w:tabs>
+          <w:tab w:val="num" w:pos="4320"/>
+        </w:tabs>
+        <w:ind w:left="4320" w:hanging="360"/>
+      </w:pPr>
+    </w:lvl>
+    <w:lvl w:ilvl="6" w:tentative="1">
+      <w:start w:val="1"/>
+      <w:numFmt w:val="decimal"/>
+      <w:lvlText w:val="%7."/>
+      <w:lvlJc w:val="left"/>
+      <w:pPr>
+        <w:tabs>
+          <w:tab w:val="num" w:pos="5040"/>
+        </w:tabs>
+        <w:ind w:left="5040" w:hanging="360"/>
+      </w:pPr>
+    </w:lvl>
+    <w:lvl w:ilvl="7" w:tentative="1">
+      <w:start w:val="1"/>
+      <w:numFmt w:val="decimal"/>
+      <w:lvlText w:val="%8."/>
+      <w:lvlJc w:val="left"/>
+      <w:pPr>
+        <w:tabs>
+          <w:tab w:val="num" w:pos="5760"/>
+        </w:tabs>
+        <w:ind w:left="5760" w:hanging="360"/>
+      </w:pPr>
+    </w:lvl>
+    <w:lvl w:ilvl="8" w:tentative="1">
+      <w:start w:val="1"/>
+      <w:numFmt w:val="decimal"/>
+      <w:lvlText w:val="%9."/>
+      <w:lvlJc w:val="left"/>
+      <w:pPr>
+        <w:tabs>
+          <w:tab w:val="num" w:pos="6480"/>
+        </w:tabs>
+        <w:ind w:left="6480" w:hanging="360"/>
+      </w:pPr>
+    </w:lvl>
+  </w:abstractNum>
+  <w:abstractNum w:abstractNumId="44" w15:restartNumberingAfterBreak="0">
     <w:nsid w:val="57081DE8"/>
     <w:multiLevelType w:val="multilevel"/>
     <w:tmpl w:val="FEB63242"/>
@@ -27253,7 +28368,7 @@
       </w:pPr>
     </w:lvl>
   </w:abstractNum>
-  <w:abstractNum w:abstractNumId="44" w15:restartNumberingAfterBreak="0">
+  <w:abstractNum w:abstractNumId="45" w15:restartNumberingAfterBreak="0">
     <w:nsid w:val="59A55384"/>
     <w:multiLevelType w:val="multilevel"/>
     <w:tmpl w:val="6CF43EB6"/>
@@ -27366,7 +28481,7 @@
       </w:pPr>
     </w:lvl>
   </w:abstractNum>
-  <w:abstractNum w:abstractNumId="45" w15:restartNumberingAfterBreak="0">
+  <w:abstractNum w:abstractNumId="46" w15:restartNumberingAfterBreak="0">
     <w:nsid w:val="5F877B71"/>
     <w:multiLevelType w:val="multilevel"/>
     <w:tmpl w:val="BFE41F18"/>
@@ -27483,7 +28598,156 @@
       </w:pPr>
     </w:lvl>
   </w:abstractNum>
-  <w:abstractNum w:abstractNumId="46" w15:restartNumberingAfterBreak="0">
+  <w:abstractNum w:abstractNumId="47" w15:restartNumberingAfterBreak="0">
+    <w:nsid w:val="60B41707"/>
+    <w:multiLevelType w:val="multilevel"/>
+    <w:tmpl w:val="48F6750E"/>
+    <w:lvl w:ilvl="0">
+      <w:start w:val="1"/>
+      <w:numFmt w:val="bullet"/>
+      <w:lvlText w:val=""/>
+      <w:lvlJc w:val="left"/>
+      <w:pPr>
+        <w:tabs>
+          <w:tab w:val="num" w:pos="720"/>
+        </w:tabs>
+        <w:ind w:left="720" w:hanging="360"/>
+      </w:pPr>
+      <w:rPr>
+        <w:rFonts w:ascii="Symbol" w:hAnsi="Symbol" w:hint="default"/>
+        <w:sz w:val="20"/>
+      </w:rPr>
+    </w:lvl>
+    <w:lvl w:ilvl="1" w:tentative="1">
+      <w:start w:val="1"/>
+      <w:numFmt w:val="bullet"/>
+      <w:lvlText w:val="o"/>
+      <w:lvlJc w:val="left"/>
+      <w:pPr>
+        <w:tabs>
+          <w:tab w:val="num" w:pos="1440"/>
+        </w:tabs>
+        <w:ind w:left="1440" w:hanging="360"/>
+      </w:pPr>
+      <w:rPr>
+        <w:rFonts w:ascii="Courier New" w:hAnsi="Courier New" w:hint="default"/>
+        <w:sz w:val="20"/>
+      </w:rPr>
+    </w:lvl>
+    <w:lvl w:ilvl="2" w:tentative="1">
+      <w:start w:val="1"/>
+      <w:numFmt w:val="bullet"/>
+      <w:lvlText w:val=""/>
+      <w:lvlJc w:val="left"/>
+      <w:pPr>
+        <w:tabs>
+          <w:tab w:val="num" w:pos="2160"/>
+        </w:tabs>
+        <w:ind w:left="2160" w:hanging="360"/>
+      </w:pPr>
+      <w:rPr>
+        <w:rFonts w:ascii="Wingdings" w:hAnsi="Wingdings" w:hint="default"/>
+        <w:sz w:val="20"/>
+      </w:rPr>
+    </w:lvl>
+    <w:lvl w:ilvl="3" w:tentative="1">
+      <w:start w:val="1"/>
+      <w:numFmt w:val="bullet"/>
+      <w:lvlText w:val=""/>
+      <w:lvlJc w:val="left"/>
+      <w:pPr>
+        <w:tabs>
+          <w:tab w:val="num" w:pos="2880"/>
+        </w:tabs>
+        <w:ind w:left="2880" w:hanging="360"/>
+      </w:pPr>
+      <w:rPr>
+        <w:rFonts w:ascii="Wingdings" w:hAnsi="Wingdings" w:hint="default"/>
+        <w:sz w:val="20"/>
+      </w:rPr>
+    </w:lvl>
+    <w:lvl w:ilvl="4" w:tentative="1">
+      <w:start w:val="1"/>
+      <w:numFmt w:val="bullet"/>
+      <w:lvlText w:val=""/>
+      <w:lvlJc w:val="left"/>
+      <w:pPr>
+        <w:tabs>
+          <w:tab w:val="num" w:pos="3600"/>
+        </w:tabs>
+        <w:ind w:left="3600" w:hanging="360"/>
+      </w:pPr>
+      <w:rPr>
+        <w:rFonts w:ascii="Wingdings" w:hAnsi="Wingdings" w:hint="default"/>
+        <w:sz w:val="20"/>
+      </w:rPr>
+    </w:lvl>
+    <w:lvl w:ilvl="5" w:tentative="1">
+      <w:start w:val="1"/>
+      <w:numFmt w:val="bullet"/>
+      <w:lvlText w:val=""/>
+      <w:lvlJc w:val="left"/>
+      <w:pPr>
+        <w:tabs>
+          <w:tab w:val="num" w:pos="4320"/>
+        </w:tabs>
+        <w:ind w:left="4320" w:hanging="360"/>
+      </w:pPr>
+      <w:rPr>
+        <w:rFonts w:ascii="Wingdings" w:hAnsi="Wingdings" w:hint="default"/>
+        <w:sz w:val="20"/>
+      </w:rPr>
+    </w:lvl>
+    <w:lvl w:ilvl="6" w:tentative="1">
+      <w:start w:val="1"/>
+      <w:numFmt w:val="bullet"/>
+      <w:lvlText w:val=""/>
+      <w:lvlJc w:val="left"/>
+      <w:pPr>
+        <w:tabs>
+          <w:tab w:val="num" w:pos="5040"/>
+        </w:tabs>
+        <w:ind w:left="5040" w:hanging="360"/>
+      </w:pPr>
+      <w:rPr>
+        <w:rFonts w:ascii="Wingdings" w:hAnsi="Wingdings" w:hint="default"/>
+        <w:sz w:val="20"/>
+      </w:rPr>
+    </w:lvl>
+    <w:lvl w:ilvl="7" w:tentative="1">
+      <w:start w:val="1"/>
+      <w:numFmt w:val="bullet"/>
+      <w:lvlText w:val=""/>
+      <w:lvlJc w:val="left"/>
+      <w:pPr>
+        <w:tabs>
+          <w:tab w:val="num" w:pos="5760"/>
+        </w:tabs>
+        <w:ind w:left="5760" w:hanging="360"/>
+      </w:pPr>
+      <w:rPr>
+        <w:rFonts w:ascii="Wingdings" w:hAnsi="Wingdings" w:hint="default"/>
+        <w:sz w:val="20"/>
+      </w:rPr>
+    </w:lvl>
+    <w:lvl w:ilvl="8" w:tentative="1">
+      <w:start w:val="1"/>
+      <w:numFmt w:val="bullet"/>
+      <w:lvlText w:val=""/>
+      <w:lvlJc w:val="left"/>
+      <w:pPr>
+        <w:tabs>
+          <w:tab w:val="num" w:pos="6480"/>
+        </w:tabs>
+        <w:ind w:left="6480" w:hanging="360"/>
+      </w:pPr>
+      <w:rPr>
+        <w:rFonts w:ascii="Wingdings" w:hAnsi="Wingdings" w:hint="default"/>
+        <w:sz w:val="20"/>
+      </w:rPr>
+    </w:lvl>
+  </w:abstractNum>
+  <w:abstractNum w:abstractNumId="48" w15:restartNumberingAfterBreak="0">
     <w:nsid w:val="67044931"/>
     <w:multiLevelType w:val="multilevel"/>
     <w:tmpl w:val="30860440"/>
@@ -27596,7 +28860,7 @@
       </w:pPr>
     </w:lvl>
   </w:abstractNum>
-  <w:abstractNum w:abstractNumId="47" w15:restartNumberingAfterBreak="0">
+  <w:abstractNum w:abstractNumId="49" w15:restartNumberingAfterBreak="0">
     <w:nsid w:val="673E7B11"/>
     <w:multiLevelType w:val="multilevel"/>
     <w:tmpl w:val="F8D2313E"/>
@@ -27713,7 +28977,7 @@
       </w:pPr>
     </w:lvl>
   </w:abstractNum>
-  <w:abstractNum w:abstractNumId="48" w15:restartNumberingAfterBreak="0">
+  <w:abstractNum w:abstractNumId="50" w15:restartNumberingAfterBreak="0">
     <w:nsid w:val="685E3A27"/>
     <w:multiLevelType w:val="multilevel"/>
     <w:tmpl w:val="4EF43752"/>
@@ -27830,7 +29094,7 @@
       </w:pPr>
     </w:lvl>
   </w:abstractNum>
-  <w:abstractNum w:abstractNumId="49" w15:restartNumberingAfterBreak="0">
+  <w:abstractNum w:abstractNumId="51" w15:restartNumberingAfterBreak="0">
     <w:nsid w:val="6A7C61E2"/>
     <w:multiLevelType w:val="multilevel"/>
     <w:tmpl w:val="C4DCA6AE"/>
@@ -27943,7 +29207,7 @@
       </w:pPr>
     </w:lvl>
   </w:abstractNum>
-  <w:abstractNum w:abstractNumId="50" w15:restartNumberingAfterBreak="0">
+  <w:abstractNum w:abstractNumId="52" w15:restartNumberingAfterBreak="0">
     <w:nsid w:val="6B1B3911"/>
     <w:multiLevelType w:val="multilevel"/>
     <w:tmpl w:val="FE746B70"/>
@@ -28056,7 +29320,7 @@
       </w:pPr>
     </w:lvl>
   </w:abstractNum>
-  <w:abstractNum w:abstractNumId="51" w15:restartNumberingAfterBreak="0">
+  <w:abstractNum w:abstractNumId="53" w15:restartNumberingAfterBreak="0">
     <w:nsid w:val="6B35126E"/>
     <w:multiLevelType w:val="multilevel"/>
     <w:tmpl w:val="838E8380"/>
@@ -28173,7 +29437,7 @@
       </w:pPr>
     </w:lvl>
   </w:abstractNum>
-  <w:abstractNum w:abstractNumId="52" w15:restartNumberingAfterBreak="0">
+  <w:abstractNum w:abstractNumId="54" w15:restartNumberingAfterBreak="0">
     <w:nsid w:val="70CE5B86"/>
     <w:multiLevelType w:val="multilevel"/>
     <w:tmpl w:val="F70E7F90"/>
@@ -28322,7 +29586,7 @@
       </w:rPr>
     </w:lvl>
   </w:abstractNum>
-  <w:abstractNum w:abstractNumId="53" w15:restartNumberingAfterBreak="0">
+  <w:abstractNum w:abstractNumId="55" w15:restartNumberingAfterBreak="0">
     <w:nsid w:val="7136631A"/>
     <w:multiLevelType w:val="multilevel"/>
     <w:tmpl w:val="6AD6F5D8"/>
@@ -28471,7 +29735,7 @@
       </w:rPr>
     </w:lvl>
   </w:abstractNum>
-  <w:abstractNum w:abstractNumId="54" w15:restartNumberingAfterBreak="0">
+  <w:abstractNum w:abstractNumId="56" w15:restartNumberingAfterBreak="0">
     <w:nsid w:val="72531DF7"/>
     <w:multiLevelType w:val="multilevel"/>
     <w:tmpl w:val="75B06352"/>
@@ -28588,7 +29852,7 @@
       </w:pPr>
     </w:lvl>
   </w:abstractNum>
-  <w:abstractNum w:abstractNumId="55" w15:restartNumberingAfterBreak="0">
+  <w:abstractNum w:abstractNumId="57" w15:restartNumberingAfterBreak="0">
     <w:nsid w:val="72817C9E"/>
     <w:multiLevelType w:val="multilevel"/>
     <w:tmpl w:val="2F703F60"/>
@@ -28705,7 +29969,7 @@
       </w:pPr>
     </w:lvl>
   </w:abstractNum>
-  <w:abstractNum w:abstractNumId="56" w15:restartNumberingAfterBreak="0">
+  <w:abstractNum w:abstractNumId="58" w15:restartNumberingAfterBreak="0">
     <w:nsid w:val="72B02784"/>
     <w:multiLevelType w:val="multilevel"/>
     <w:tmpl w:val="35AC8916"/>
@@ -28822,7 +30086,7 @@
       </w:pPr>
     </w:lvl>
   </w:abstractNum>
-  <w:abstractNum w:abstractNumId="57" w15:restartNumberingAfterBreak="0">
+  <w:abstractNum w:abstractNumId="59" w15:restartNumberingAfterBreak="0">
     <w:nsid w:val="732C2D42"/>
     <w:multiLevelType w:val="multilevel"/>
     <w:tmpl w:val="0E3EBE56"/>
@@ -28939,7 +30203,7 @@
       </w:pPr>
     </w:lvl>
   </w:abstractNum>
-  <w:abstractNum w:abstractNumId="58" w15:restartNumberingAfterBreak="0">
+  <w:abstractNum w:abstractNumId="60" w15:restartNumberingAfterBreak="0">
     <w:nsid w:val="74AE7C0A"/>
     <w:multiLevelType w:val="multilevel"/>
     <w:tmpl w:val="9916482E"/>
@@ -29052,7 +30316,7 @@
       </w:pPr>
     </w:lvl>
   </w:abstractNum>
-  <w:abstractNum w:abstractNumId="59" w15:restartNumberingAfterBreak="0">
+  <w:abstractNum w:abstractNumId="61" w15:restartNumberingAfterBreak="0">
     <w:nsid w:val="74FF324F"/>
     <w:multiLevelType w:val="multilevel"/>
     <w:tmpl w:val="83420C30"/>
@@ -29165,7 +30429,7 @@
       </w:pPr>
     </w:lvl>
   </w:abstractNum>
-  <w:abstractNum w:abstractNumId="60" w15:restartNumberingAfterBreak="0">
+  <w:abstractNum w:abstractNumId="62" w15:restartNumberingAfterBreak="0">
     <w:nsid w:val="750B6B6B"/>
     <w:multiLevelType w:val="multilevel"/>
     <w:tmpl w:val="8C46CEA2"/>
@@ -29314,7 +30578,7 @@
       </w:rPr>
     </w:lvl>
   </w:abstractNum>
-  <w:abstractNum w:abstractNumId="61" w15:restartNumberingAfterBreak="0">
+  <w:abstractNum w:abstractNumId="63" w15:restartNumberingAfterBreak="0">
     <w:nsid w:val="7A4E54DD"/>
     <w:multiLevelType w:val="multilevel"/>
     <w:tmpl w:val="F594E27C"/>
@@ -29431,7 +30695,7 @@
       </w:pPr>
     </w:lvl>
   </w:abstractNum>
-  <w:abstractNum w:abstractNumId="62" w15:restartNumberingAfterBreak="0">
+  <w:abstractNum w:abstractNumId="64" w15:restartNumberingAfterBreak="0">
     <w:nsid w:val="7C093043"/>
     <w:multiLevelType w:val="multilevel"/>
     <w:tmpl w:val="7DB2B3E4"/>
@@ -29580,7 +30844,7 @@
       </w:rPr>
     </w:lvl>
   </w:abstractNum>
-  <w:abstractNum w:abstractNumId="63" w15:restartNumberingAfterBreak="0">
+  <w:abstractNum w:abstractNumId="65" w15:restartNumberingAfterBreak="0">
     <w:nsid w:val="7DD07A9D"/>
     <w:multiLevelType w:val="multilevel"/>
     <w:tmpl w:val="73E47D14"/>
@@ -29693,7 +30957,7 @@
       </w:pPr>
     </w:lvl>
   </w:abstractNum>
-  <w:abstractNum w:abstractNumId="64" w15:restartNumberingAfterBreak="0">
+  <w:abstractNum w:abstractNumId="66" w15:restartNumberingAfterBreak="0">
     <w:nsid w:val="7E4D19B1"/>
     <w:multiLevelType w:val="multilevel"/>
     <w:tmpl w:val="AF78FFCA"/>
@@ -29814,22 +31078,22 @@
     <w:abstractNumId w:val="18"/>
   </w:num>
   <w:num w:numId="2" w16cid:durableId="372389911">
-    <w:abstractNumId w:val="61"/>
+    <w:abstractNumId w:val="63"/>
   </w:num>
   <w:num w:numId="3" w16cid:durableId="409733879">
     <w:abstractNumId w:val="2"/>
   </w:num>
   <w:num w:numId="4" w16cid:durableId="618488078">
-    <w:abstractNumId w:val="44"/>
+    <w:abstractNumId w:val="45"/>
   </w:num>
   <w:num w:numId="5" w16cid:durableId="2137285737">
     <w:abstractNumId w:val="23"/>
   </w:num>
   <w:num w:numId="6" w16cid:durableId="629938796">
-    <w:abstractNumId w:val="46"/>
+    <w:abstractNumId w:val="48"/>
   </w:num>
   <w:num w:numId="7" w16cid:durableId="722368278">
-    <w:abstractNumId w:val="45"/>
+    <w:abstractNumId w:val="46"/>
   </w:num>
   <w:num w:numId="8" w16cid:durableId="1316687020">
     <w:abstractNumId w:val="37"/>
@@ -29841,7 +31105,7 @@
     <w:abstractNumId w:val="26"/>
   </w:num>
   <w:num w:numId="11" w16cid:durableId="1496072428">
-    <w:abstractNumId w:val="64"/>
+    <w:abstractNumId w:val="66"/>
   </w:num>
   <w:num w:numId="12" w16cid:durableId="576793259">
     <w:abstractNumId w:val="40"/>
@@ -29850,7 +31114,7 @@
     <w:abstractNumId w:val="22"/>
   </w:num>
   <w:num w:numId="14" w16cid:durableId="218176571">
-    <w:abstractNumId w:val="52"/>
+    <w:abstractNumId w:val="54"/>
   </w:num>
   <w:num w:numId="15" w16cid:durableId="2100907866">
     <w:abstractNumId w:val="15"/>
@@ -29865,7 +31129,7 @@
     <w:abstractNumId w:val="16"/>
   </w:num>
   <w:num w:numId="19" w16cid:durableId="1305425000">
-    <w:abstractNumId w:val="57"/>
+    <w:abstractNumId w:val="59"/>
   </w:num>
   <w:num w:numId="20" w16cid:durableId="28385843">
     <w:abstractNumId w:val="34"/>
@@ -29874,7 +31138,7 @@
     <w:abstractNumId w:val="0"/>
   </w:num>
   <w:num w:numId="22" w16cid:durableId="2131167099">
-    <w:abstractNumId w:val="63"/>
+    <w:abstractNumId w:val="65"/>
   </w:num>
   <w:num w:numId="23" w16cid:durableId="2061200341">
     <w:abstractNumId w:val="17"/>
@@ -29889,7 +31153,7 @@
     <w:abstractNumId w:val="11"/>
   </w:num>
   <w:num w:numId="27" w16cid:durableId="909927464">
-    <w:abstractNumId w:val="51"/>
+    <w:abstractNumId w:val="53"/>
   </w:num>
   <w:num w:numId="28" w16cid:durableId="373114741">
     <w:abstractNumId w:val="9"/>
@@ -29901,7 +31165,7 @@
     <w:abstractNumId w:val="39"/>
   </w:num>
   <w:num w:numId="31" w16cid:durableId="1040664009">
-    <w:abstractNumId w:val="47"/>
+    <w:abstractNumId w:val="49"/>
   </w:num>
   <w:num w:numId="32" w16cid:durableId="1523396978">
     <w:abstractNumId w:val="1"/>
@@ -29913,19 +31177,19 @@
     <w:abstractNumId w:val="6"/>
   </w:num>
   <w:num w:numId="35" w16cid:durableId="30151666">
-    <w:abstractNumId w:val="49"/>
+    <w:abstractNumId w:val="51"/>
   </w:num>
   <w:num w:numId="36" w16cid:durableId="326833075">
-    <w:abstractNumId w:val="53"/>
+    <w:abstractNumId w:val="55"/>
   </w:num>
   <w:num w:numId="37" w16cid:durableId="1343898844">
-    <w:abstractNumId w:val="55"/>
+    <w:abstractNumId w:val="57"/>
   </w:num>
   <w:num w:numId="38" w16cid:durableId="1147549975">
-    <w:abstractNumId w:val="58"/>
+    <w:abstractNumId w:val="60"/>
   </w:num>
   <w:num w:numId="39" w16cid:durableId="861359032">
-    <w:abstractNumId w:val="43"/>
+    <w:abstractNumId w:val="44"/>
   </w:num>
   <w:num w:numId="40" w16cid:durableId="1449543404">
     <w:abstractNumId w:val="7"/>
@@ -29934,16 +31198,16 @@
     <w:abstractNumId w:val="8"/>
   </w:num>
   <w:num w:numId="42" w16cid:durableId="1214927356">
-    <w:abstractNumId w:val="48"/>
+    <w:abstractNumId w:val="50"/>
   </w:num>
   <w:num w:numId="43" w16cid:durableId="1574389302">
-    <w:abstractNumId w:val="56"/>
+    <w:abstractNumId w:val="58"/>
   </w:num>
   <w:num w:numId="44" w16cid:durableId="1100837288">
     <w:abstractNumId w:val="35"/>
   </w:num>
   <w:num w:numId="45" w16cid:durableId="1857772337">
-    <w:abstractNumId w:val="62"/>
+    <w:abstractNumId w:val="64"/>
   </w:num>
   <w:num w:numId="46" w16cid:durableId="433356065">
     <w:abstractNumId w:val="32"/>
@@ -29958,13 +31222,13 @@
     <w:abstractNumId w:val="33"/>
   </w:num>
   <w:num w:numId="50" w16cid:durableId="1344627729">
-    <w:abstractNumId w:val="54"/>
+    <w:abstractNumId w:val="56"/>
   </w:num>
   <w:num w:numId="51" w16cid:durableId="1451364807">
     <w:abstractNumId w:val="29"/>
   </w:num>
   <w:num w:numId="52" w16cid:durableId="46728338">
-    <w:abstractNumId w:val="50"/>
+    <w:abstractNumId w:val="52"/>
   </w:num>
   <w:num w:numId="53" w16cid:durableId="2054310077">
     <w:abstractNumId w:val="5"/>
@@ -29985,7 +31249,7 @@
     <w:abstractNumId w:val="25"/>
   </w:num>
   <w:num w:numId="59" w16cid:durableId="1816987413">
-    <w:abstractNumId w:val="60"/>
+    <w:abstractNumId w:val="62"/>
   </w:num>
   <w:num w:numId="60" w16cid:durableId="1552574125">
     <w:abstractNumId w:val="42"/>
@@ -30003,7 +31267,13 @@
     <w:abstractNumId w:val="10"/>
   </w:num>
   <w:num w:numId="65" w16cid:durableId="1696074832">
-    <w:abstractNumId w:val="59"/>
+    <w:abstractNumId w:val="61"/>
+  </w:num>
+  <w:num w:numId="66" w16cid:durableId="1797600491">
+    <w:abstractNumId w:val="43"/>
+  </w:num>
+  <w:num w:numId="67" w16cid:durableId="279804037">
+    <w:abstractNumId w:val="47"/>
   </w:num>
 </w:numbering>
 </file>
